--- a/lessons/10-1-group1/homework.docx
+++ b/lessons/10-1-group1/homework.docx
@@ -115,7 +115,7 @@
           <wp:inline distT="0" distB="0" distL="0" distR="0">
             <wp:extent cx="1047750" cy="790575"/>
             <wp:effectExtent t="0" r="0" b="0" l="0"/>
-            <wp:docPr id="1" name="" descr="" title=""/>
+            <wp:docPr id="1" name="profession" descr="Picture illustrating the vocabulary word &quot;profession&quot;" title="profession"/>
             <wp:cNvGraphicFramePr>
               <a:graphicFrameLocks xmlns:a="http://schemas.openxmlformats.org/drawingml/2006/main" noChangeAspect="1"/>
             </wp:cNvGraphicFramePr>
@@ -178,7 +178,7 @@
           <wp:inline distT="0" distB="0" distL="0" distR="0">
             <wp:extent cx="1047750" cy="790575"/>
             <wp:effectExtent t="0" r="0" b="0" l="0"/>
-            <wp:docPr id="1" name="" descr="" title=""/>
+            <wp:docPr id="1" name="inventory" descr="Picture illustrating the vocabulary word &quot;inventory&quot;" title="inventory"/>
             <wp:cNvGraphicFramePr>
               <a:graphicFrameLocks xmlns:a="http://schemas.openxmlformats.org/drawingml/2006/main" noChangeAspect="1"/>
             </wp:cNvGraphicFramePr>
@@ -241,7 +241,7 @@
           <wp:inline distT="0" distB="0" distL="0" distR="0">
             <wp:extent cx="1047750" cy="790575"/>
             <wp:effectExtent t="0" r="0" b="0" l="0"/>
-            <wp:docPr id="1" name="" descr="" title=""/>
+            <wp:docPr id="1" name="portion" descr="Picture illustrating the vocabulary word &quot;portion&quot;" title="portion"/>
             <wp:cNvGraphicFramePr>
               <a:graphicFrameLocks xmlns:a="http://schemas.openxmlformats.org/drawingml/2006/main" noChangeAspect="1"/>
             </wp:cNvGraphicFramePr>
@@ -304,7 +304,7 @@
           <wp:inline distT="0" distB="0" distL="0" distR="0">
             <wp:extent cx="1047750" cy="790575"/>
             <wp:effectExtent t="0" r="0" b="0" l="0"/>
-            <wp:docPr id="1" name="" descr="" title=""/>
+            <wp:docPr id="1" name="area" descr="Picture illustrating the vocabulary word &quot;area&quot;" title="area"/>
             <wp:cNvGraphicFramePr>
               <a:graphicFrameLocks xmlns:a="http://schemas.openxmlformats.org/drawingml/2006/main" noChangeAspect="1"/>
             </wp:cNvGraphicFramePr>
@@ -367,7 +367,7 @@
           <wp:inline distT="0" distB="0" distL="0" distR="0">
             <wp:extent cx="1047750" cy="790575"/>
             <wp:effectExtent t="0" r="0" b="0" l="0"/>
-            <wp:docPr id="1" name="" descr="" title=""/>
+            <wp:docPr id="1" name="volume" descr="Picture illustrating the vocabulary word &quot;volume&quot;" title="volume"/>
             <wp:cNvGraphicFramePr>
               <a:graphicFrameLocks xmlns:a="http://schemas.openxmlformats.org/drawingml/2006/main" noChangeAspect="1"/>
             </wp:cNvGraphicFramePr>
@@ -461,7 +461,7 @@
         <w:spacing w:after="40" w:before="0"/>
       </w:pPr>
       <w:r>
-        <w:t xml:space="preserve">     A. 8 square feet</w:t>
+        <w:t xml:space="preserve">     A. 2 square feet</w:t>
       </w:r>
     </w:p>
     <w:p>
@@ -477,15 +477,15 @@
         <w:spacing w:after="40" w:before="0"/>
       </w:pPr>
       <w:r>
-        <w:t xml:space="preserve">     C. 12 square feet</w:t>
-      </w:r>
-    </w:p>
-    <w:p>
-      <w:pPr>
-        <w:spacing w:after="40" w:before="0"/>
-      </w:pPr>
-      <w:r>
-        <w:t xml:space="preserve">     D. 2 square feet</w:t>
+        <w:t xml:space="preserve">     C. 8 square feet</w:t>
+      </w:r>
+    </w:p>
+    <w:p>
+      <w:pPr>
+        <w:spacing w:after="40" w:before="0"/>
+      </w:pPr>
+      <w:r>
+        <w:t xml:space="preserve">     D. 12 square feet</w:t>
       </w:r>
     </w:p>
     <w:p>
@@ -516,7 +516,7 @@
         <w:spacing w:after="40" w:before="0"/>
       </w:pPr>
       <w:r>
-        <w:t xml:space="preserve">     A. 8 cubic feet</w:t>
+        <w:t xml:space="preserve">     A. 4 cubic feet</w:t>
       </w:r>
     </w:p>
     <w:p>
@@ -532,15 +532,15 @@
         <w:spacing w:after="40" w:before="0"/>
       </w:pPr>
       <w:r>
-        <w:t xml:space="preserve">     C. 8 square feet</w:t>
-      </w:r>
-    </w:p>
-    <w:p>
-      <w:pPr>
-        <w:spacing w:after="40" w:before="0"/>
-      </w:pPr>
-      <w:r>
-        <w:t xml:space="preserve">     D. 4 cubic feet</w:t>
+        <w:t xml:space="preserve">     C. 8 cubic feet</w:t>
+      </w:r>
+    </w:p>
+    <w:p>
+      <w:pPr>
+        <w:spacing w:after="40" w:before="0"/>
+      </w:pPr>
+      <w:r>
+        <w:t xml:space="preserve">     D. 8 square feet</w:t>
       </w:r>
     </w:p>
     <w:p>
@@ -563,15 +563,126 @@
           <w:b/>
           <w:bCs/>
         </w:rPr>
-        <w:t xml:space="preserve">3. One person saves 8 gallons of water a day by turning the water on only to rinse. How much water does that person save in a year (365 days)?</w:t>
-      </w:r>
-    </w:p>
-    <w:p>
-      <w:pPr>
-        <w:spacing w:after="40" w:before="0"/>
-      </w:pPr>
-      <w:r>
-        <w:t xml:space="preserve">     A. 2,920 gallons</w:t>
+        <w:t xml:space="preserve">3. Which of these is NOT one of the ways chefs use math when planning menus?</w:t>
+      </w:r>
+    </w:p>
+    <w:p>
+      <w:pPr>
+        <w:spacing w:after="40" w:before="0"/>
+      </w:pPr>
+      <w:r>
+        <w:t xml:space="preserve">     A. Calculating the price point for each item</w:t>
+      </w:r>
+    </w:p>
+    <w:p>
+      <w:pPr>
+        <w:spacing w:after="40" w:before="0"/>
+      </w:pPr>
+      <w:r>
+        <w:t xml:space="preserve">     B. Deciding on the portion size of each item</w:t>
+      </w:r>
+    </w:p>
+    <w:p>
+      <w:pPr>
+        <w:spacing w:after="40" w:before="0"/>
+      </w:pPr>
+      <w:r>
+        <w:t xml:space="preserve">     C. Projecting how much food is needed for each day</w:t>
+      </w:r>
+    </w:p>
+    <w:p>
+      <w:pPr>
+        <w:spacing w:after="40" w:before="0"/>
+      </w:pPr>
+      <w:r>
+        <w:t xml:space="preserve">     D. Choosing the color of the restaurant's walls</w:t>
+      </w:r>
+    </w:p>
+    <w:p>
+      <w:pPr>
+        <w:spacing w:after="60" w:before="120"/>
+      </w:pPr>
+      <w:r>
+        <w:rPr>
+          <w:color w:val="BBBBBB"/>
+        </w:rPr>
+        <w:t xml:space="preserve">______________________________________________________________________</w:t>
+      </w:r>
+    </w:p>
+    <w:p>
+      <w:pPr>
+        <w:spacing w:after="80" w:before="0"/>
+      </w:pPr>
+      <w:r>
+        <w:rPr>
+          <w:b/>
+          <w:bCs/>
+        </w:rPr>
+        <w:t xml:space="preserve">4. Name one way you used math around your house this week.</w:t>
+      </w:r>
+    </w:p>
+    <w:p>
+      <w:pPr>
+        <w:spacing w:after="60" w:before="120"/>
+      </w:pPr>
+      <w:r>
+        <w:rPr>
+          <w:color w:val="BBBBBB"/>
+        </w:rPr>
+        <w:t xml:space="preserve">______________________________________________________________________</w:t>
+      </w:r>
+    </w:p>
+    <w:p>
+      <w:pPr>
+        <w:spacing w:after="60" w:before="120"/>
+      </w:pPr>
+      <w:r>
+        <w:rPr>
+          <w:color w:val="BBBBBB"/>
+        </w:rPr>
+        <w:t xml:space="preserve">______________________________________________________________________</w:t>
+      </w:r>
+    </w:p>
+    <w:p>
+      <w:pPr>
+        <w:spacing w:after="60" w:before="120"/>
+      </w:pPr>
+      <w:r>
+        <w:rPr>
+          <w:color w:val="BBBBBB"/>
+        </w:rPr>
+        <w:t xml:space="preserve">______________________________________________________________________</w:t>
+      </w:r>
+    </w:p>
+    <w:p>
+      <w:pPr>
+        <w:spacing w:after="60" w:before="120"/>
+      </w:pPr>
+      <w:r>
+        <w:rPr>
+          <w:color w:val="BBBBBB"/>
+        </w:rPr>
+        <w:t xml:space="preserve">______________________________________________________________________</w:t>
+      </w:r>
+    </w:p>
+    <w:p>
+      <w:pPr>
+        <w:spacing w:after="80" w:before="0"/>
+      </w:pPr>
+      <w:r>
+        <w:rPr>
+          <w:b/>
+          <w:bCs/>
+        </w:rPr>
+        <w:t xml:space="preserve">5. One person saves 8 gallons of water a day by turning the water on only to rinse. How much water does that person save in a year (365 days)?</w:t>
+      </w:r>
+    </w:p>
+    <w:p>
+      <w:pPr>
+        <w:spacing w:after="40" w:before="0"/>
+      </w:pPr>
+      <w:r>
+        <w:t xml:space="preserve">     A. 365 gallons</w:t>
       </w:r>
     </w:p>
     <w:p>
@@ -595,7 +706,7 @@
         <w:spacing w:after="40" w:before="0"/>
       </w:pPr>
       <w:r>
-        <w:t xml:space="preserve">     D. 365 gallons</w:t>
+        <w:t xml:space="preserve">     D. 2,920 gallons</w:t>
       </w:r>
     </w:p>
     <w:p>
@@ -618,15 +729,15 @@
           <w:b/>
           <w:bCs/>
         </w:rPr>
-        <w:t xml:space="preserve">4. If each person in a house saves 2,920 gallons a year, how much does a household of 3 people save in a year?</w:t>
-      </w:r>
-    </w:p>
-    <w:p>
-      <w:pPr>
-        <w:spacing w:after="40" w:before="0"/>
-      </w:pPr>
-      <w:r>
-        <w:t xml:space="preserve">     A. 8,760 gallons</w:t>
+        <w:t xml:space="preserve">6. If each person in a house saves 2,920 gallons a year, how much does a household of 3 people save in a year?</w:t>
+      </w:r>
+    </w:p>
+    <w:p>
+      <w:pPr>
+        <w:spacing w:after="40" w:before="0"/>
+      </w:pPr>
+      <w:r>
+        <w:t xml:space="preserve">     A. 973 gallons</w:t>
       </w:r>
     </w:p>
     <w:p>
@@ -642,15 +753,15 @@
         <w:spacing w:after="40" w:before="0"/>
       </w:pPr>
       <w:r>
-        <w:t xml:space="preserve">     C. 973 gallons</w:t>
-      </w:r>
-    </w:p>
-    <w:p>
-      <w:pPr>
-        <w:spacing w:after="40" w:before="0"/>
-      </w:pPr>
-      <w:r>
-        <w:t xml:space="preserve">     D. 5,840 gallons</w:t>
+        <w:t xml:space="preserve">     C. 5,840 gallons</w:t>
+      </w:r>
+    </w:p>
+    <w:p>
+      <w:pPr>
+        <w:spacing w:after="40" w:before="0"/>
+      </w:pPr>
+      <w:r>
+        <w:t xml:space="preserve">     D. 8,760 gallons</w:t>
       </w:r>
     </w:p>
     <w:p>
@@ -673,23 +784,23 @@
           <w:b/>
           <w:bCs/>
         </w:rPr>
-        <w:t xml:space="preserve">5. A household of 5 saves 2,920 gallons per person per year. A household of 4 does the same. How much MORE does the household of 5 save than the household of 4?</w:t>
-      </w:r>
-    </w:p>
-    <w:p>
-      <w:pPr>
-        <w:spacing w:after="40" w:before="0"/>
-      </w:pPr>
-      <w:r>
-        <w:t xml:space="preserve">     A. 2,920 gallons</w:t>
-      </w:r>
-    </w:p>
-    <w:p>
-      <w:pPr>
-        <w:spacing w:after="40" w:before="0"/>
-      </w:pPr>
-      <w:r>
-        <w:t xml:space="preserve">     B. 14,600 gallons</w:t>
+        <w:t xml:space="preserve">7. A household of 5 saves 2,920 gallons per person per year. A household of 4 does the same. How much MORE does the household of 5 save than the household of 4?</w:t>
+      </w:r>
+    </w:p>
+    <w:p>
+      <w:pPr>
+        <w:spacing w:after="40" w:before="0"/>
+      </w:pPr>
+      <w:r>
+        <w:t xml:space="preserve">     A. 1 gallon</w:t>
+      </w:r>
+    </w:p>
+    <w:p>
+      <w:pPr>
+        <w:spacing w:after="40" w:before="0"/>
+      </w:pPr>
+      <w:r>
+        <w:t xml:space="preserve">     B. 2,920 gallons</w:t>
       </w:r>
     </w:p>
     <w:p>
@@ -705,7 +816,7 @@
         <w:spacing w:after="40" w:before="0"/>
       </w:pPr>
       <w:r>
-        <w:t xml:space="preserve">     D. 1 gallon</w:t>
+        <w:t xml:space="preserve">     D. 14,600 gallons</w:t>
       </w:r>
     </w:p>
     <w:p>
@@ -728,7 +839,7 @@
           <w:b/>
           <w:bCs/>
         </w:rPr>
-        <w:t xml:space="preserve">6. </w:t>
+        <w:t xml:space="preserve">8. Choose another person who works in a restaurant — not the chef — and describe the math they would use.</w:t>
       </w:r>
     </w:p>
     <w:p>
@@ -784,73 +895,35 @@
           <w:b/>
           <w:bCs/>
         </w:rPr>
-        <w:t xml:space="preserve">7. A gardener's planter has an area of 8 square feet, and each plant needs 2 square feet of space to grow. How many plants fit in the planter?</w:t>
-      </w:r>
-    </w:p>
-    <w:p>
-      <w:pPr>
-        <w:spacing w:after="40" w:before="0"/>
-      </w:pPr>
-      <w:r>
-        <w:t xml:space="preserve">     A. 4 plants</w:t>
-      </w:r>
-    </w:p>
-    <w:p>
-      <w:pPr>
-        <w:spacing w:after="40" w:before="0"/>
-      </w:pPr>
-      <w:r>
-        <w:t xml:space="preserve">     B. 16 plants</w:t>
-      </w:r>
-    </w:p>
-    <w:p>
-      <w:pPr>
-        <w:spacing w:after="40" w:before="0"/>
-      </w:pPr>
-      <w:r>
-        <w:t xml:space="preserve">     C. 10 plants</w:t>
-      </w:r>
-    </w:p>
-    <w:p>
-      <w:pPr>
-        <w:spacing w:after="40" w:before="0"/>
-      </w:pPr>
-      <w:r>
-        <w:t xml:space="preserve">     D. 6 plants</w:t>
-      </w:r>
-    </w:p>
-    <w:p>
-      <w:pPr>
-        <w:spacing w:after="60" w:before="120"/>
-      </w:pPr>
-      <w:r>
-        <w:rPr>
-          <w:color w:val="BBBBBB"/>
-        </w:rPr>
-        <w:t xml:space="preserve">______________________________________________________________________</w:t>
-      </w:r>
-    </w:p>
-    <w:p>
-      <w:pPr>
-        <w:spacing w:after="80" w:before="0"/>
-      </w:pPr>
-      <w:r>
-        <w:rPr>
-          <w:b/>
-          <w:bCs/>
-        </w:rPr>
-        <w:t xml:space="preserve">8. </w:t>
-      </w:r>
-    </w:p>
-    <w:p>
-      <w:pPr>
-        <w:spacing w:after="60" w:before="120"/>
-      </w:pPr>
-      <w:r>
-        <w:rPr>
-          <w:color w:val="BBBBBB"/>
-        </w:rPr>
-        <w:t xml:space="preserve">______________________________________________________________________</w:t>
+        <w:t xml:space="preserve">9. Fix our table's thinking</w:t>
+      </w:r>
+    </w:p>
+    <w:p>
+      <w:pPr>
+        <w:spacing w:after="40" w:before="0"/>
+      </w:pPr>
+      <w:r>
+        <w:t xml:space="preserve">   Step 1 (The problem): Which of these is NOT one of the ways chefs use math when planning menus?</w:t>
+      </w:r>
+    </w:p>
+    <w:p>
+      <w:pPr>
+        <w:spacing w:after="40" w:before="0"/>
+      </w:pPr>
+      <w:r>
+        <w:t xml:space="preserve">   Step 2 (A classmate at our table answered): Projecting how much food is needed for each day</w:t>
+      </w:r>
+    </w:p>
+    <w:p>
+      <w:pPr>
+        <w:spacing w:after="60" w:before="0"/>
+      </w:pPr>
+      <w:r>
+        <w:rPr>
+          <w:i/>
+          <w:iCs/>
+        </w:rPr>
+        <w:t xml:space="preserve">Which step has the mistake? Explain and fix it:</w:t>
       </w:r>
     </w:p>
     <w:p>
@@ -913,7 +986,7 @@
           <w:b/>
           <w:bCs/>
         </w:rPr>
-        <w:t xml:space="preserve">1. A. 8 square feet</w:t>
+        <w:t xml:space="preserve">1. C. 8 square feet</w:t>
       </w:r>
     </w:p>
     <w:p>
@@ -945,7 +1018,7 @@
           <w:b/>
           <w:bCs/>
         </w:rPr>
-        <w:t xml:space="preserve">2. A. 8 cubic feet</w:t>
+        <w:t xml:space="preserve">2. C. 8 cubic feet</w:t>
       </w:r>
     </w:p>
     <w:p>
@@ -977,7 +1050,7 @@
           <w:b/>
           <w:bCs/>
         </w:rPr>
-        <w:t xml:space="preserve">3. A. 2,920 gallons</w:t>
+        <w:t xml:space="preserve">3. D. Choosing the color of the restaurant's walls</w:t>
       </w:r>
     </w:p>
     <w:p>
@@ -985,7 +1058,7 @@
         <w:spacing w:after="20" w:before="0"/>
       </w:pPr>
       <w:r>
-        <w:t xml:space="preserve">     8 gallons a day × 365 days = 2,920 gallons in a year.</w:t>
+        <w:t xml:space="preserve">     Price points, portion sizes, and food projections are all menu-planning math. Wall color is a design choice, not a menu calculation.</w:t>
       </w:r>
     </w:p>
     <w:p>
@@ -1009,7 +1082,19 @@
           <w:b/>
           <w:bCs/>
         </w:rPr>
-        <w:t xml:space="preserve">4. A. 8,760 gallons</w:t>
+        <w:t xml:space="preserve">4. Open response — answers will vary.</w:t>
+      </w:r>
+    </w:p>
+    <w:p>
+      <w:pPr>
+        <w:spacing w:after="40" w:before="0"/>
+      </w:pPr>
+      <w:r>
+        <w:rPr>
+          <w:b/>
+          <w:bCs/>
+        </w:rPr>
+        <w:t xml:space="preserve">5. D. 2,920 gallons</w:t>
       </w:r>
     </w:p>
     <w:p>
@@ -1017,7 +1102,7 @@
         <w:spacing w:after="20" w:before="0"/>
       </w:pPr>
       <w:r>
-        <w:t xml:space="preserve">     2,920 gallons per person × 3 people = 8,760 gallons a year.</w:t>
+        <w:t xml:space="preserve">     8 gallons a day × 365 days = 2,920 gallons in a year.</w:t>
       </w:r>
     </w:p>
     <w:p>
@@ -1041,7 +1126,7 @@
           <w:b/>
           <w:bCs/>
         </w:rPr>
-        <w:t xml:space="preserve">5. A. 2,920 gallons</w:t>
+        <w:t xml:space="preserve">6. D. 8,760 gallons</w:t>
       </w:r>
     </w:p>
     <w:p>
@@ -1049,7 +1134,7 @@
         <w:spacing w:after="20" w:before="0"/>
       </w:pPr>
       <w:r>
-        <w:t xml:space="preserve">     5 people save 5 × 2,920 = 14,600 gallons and 4 people save 4 × 2,920 = 11,680 gallons. The difference is 14,600 − 11,680 = 2,920 gallons — exactly one more person's savings.</w:t>
+        <w:t xml:space="preserve">     2,920 gallons per person × 3 people = 8,760 gallons a year.</w:t>
       </w:r>
     </w:p>
     <w:p>
@@ -1073,19 +1158,7 @@
           <w:b/>
           <w:bCs/>
         </w:rPr>
-        <w:t xml:space="preserve">6. Open response — answers will vary.</w:t>
-      </w:r>
-    </w:p>
-    <w:p>
-      <w:pPr>
-        <w:spacing w:after="40" w:before="0"/>
-      </w:pPr>
-      <w:r>
-        <w:rPr>
-          <w:b/>
-          <w:bCs/>
-        </w:rPr>
-        <w:t xml:space="preserve">7. A. 4 plants</w:t>
+        <w:t xml:space="preserve">7. B. 2,920 gallons</w:t>
       </w:r>
     </w:p>
     <w:p>
@@ -1093,7 +1166,7 @@
         <w:spacing w:after="20" w:before="0"/>
       </w:pPr>
       <w:r>
-        <w:t xml:space="preserve">     8 square feet ÷ 2 square feet per plant = 4 plants.</w:t>
+        <w:t xml:space="preserve">     5 people save 5 × 2,920 = 14,600 gallons and 4 people save 4 × 2,920 = 11,680 gallons. The difference is 14,600 − 11,680 = 2,920 gallons — exactly one more person's savings.</w:t>
       </w:r>
     </w:p>
     <w:p>
@@ -1118,6 +1191,34 @@
           <w:bCs/>
         </w:rPr>
         <w:t xml:space="preserve">8. Open response — answers will vary.</w:t>
+      </w:r>
+    </w:p>
+    <w:p>
+      <w:pPr>
+        <w:spacing w:after="40" w:before="0"/>
+      </w:pPr>
+      <w:r>
+        <w:rPr>
+          <w:b/>
+          <w:bCs/>
+        </w:rPr>
+        <w:t xml:space="preserve">9. Fix our table's thinking</w:t>
+      </w:r>
+    </w:p>
+    <w:p>
+      <w:pPr>
+        <w:spacing w:after="20" w:before="0"/>
+      </w:pPr>
+      <w:r>
+        <w:t xml:space="preserve">     The mistake is in Step 2.</w:t>
+      </w:r>
+    </w:p>
+    <w:p>
+      <w:pPr>
+        <w:spacing w:after="20" w:before="0"/>
+      </w:pPr>
+      <w:r>
+        <w:t xml:space="preserve">     Correct work: The correct answer is Choosing the color of the restaurant's walls. Price points, portion sizes, and food projections are all menu-planning math. Wall color is a design choice, not a menu calculation.</w:t>
       </w:r>
     </w:p>
     <w:sectPr>
@@ -1306,7 +1407,14 @@
 <file path=word/styles.xml><?xml version="1.0" encoding="utf-8"?>
 <w:styles xmlns:mc="http://schemas.openxmlformats.org/markup-compatibility/2006" xmlns:r="http://schemas.openxmlformats.org/officeDocument/2006/relationships" xmlns:w="http://schemas.openxmlformats.org/wordprocessingml/2006/main" xmlns:w14="http://schemas.microsoft.com/office/word/2010/wordml" xmlns:w15="http://schemas.microsoft.com/office/word/2012/wordml" mc:Ignorable="w14 w15">
   <w:docDefaults>
-    <w:rPrDefault/>
+    <w:rPrDefault>
+      <w:rPr>
+        <w:rFonts w:ascii="Arial" w:cs="Arial" w:eastAsia="Arial" w:hAnsi="Arial"/>
+        <w:sz w:val="22"/>
+        <w:szCs w:val="22"/>
+        <w:lang w:val="en-US"/>
+      </w:rPr>
+    </w:rPrDefault>
     <w:pPrDefault/>
   </w:docDefaults>
   <w:style w:type="paragraph" w:styleId="Title">
@@ -1324,10 +1432,16 @@
     <w:basedOn w:val="Normal"/>
     <w:next w:val="Normal"/>
     <w:qFormat/>
+    <w:pPr>
+      <w:keepNext/>
+    </w:pPr>
     <w:rPr>
-      <w:color w:val="2E74B5"/>
-      <w:sz w:val="32"/>
-      <w:szCs w:val="32"/>
+      <w:rFonts w:ascii="Arial" w:cs="Arial" w:eastAsia="Arial" w:hAnsi="Arial"/>
+      <w:b/>
+      <w:bCs/>
+      <w:color w:val="183E56"/>
+      <w:sz w:val="34"/>
+      <w:szCs w:val="34"/>
     </w:rPr>
   </w:style>
   <w:style w:type="paragraph" w:styleId="Heading2">
@@ -1335,8 +1449,14 @@
     <w:basedOn w:val="Normal"/>
     <w:next w:val="Normal"/>
     <w:qFormat/>
+    <w:pPr>
+      <w:keepNext/>
+    </w:pPr>
     <w:rPr>
-      <w:color w:val="2E74B5"/>
+      <w:rFonts w:ascii="Arial" w:cs="Arial" w:eastAsia="Arial" w:hAnsi="Arial"/>
+      <w:b/>
+      <w:bCs/>
+      <w:color w:val="176B70"/>
       <w:sz w:val="26"/>
       <w:szCs w:val="26"/>
     </w:rPr>

--- a/lessons/10-1-group1/homework.docx
+++ b/lessons/10-1-group1/homework.docx
@@ -959,268 +959,6 @@
         <w:t xml:space="preserve">______________________________________________________________________</w:t>
       </w:r>
     </w:p>
-    <w:p>
-      <w:r>
-        <w:br w:type="page"/>
-      </w:r>
-    </w:p>
-    <w:p>
-      <w:pPr>
-        <w:pStyle w:val="Heading1"/>
-        <w:spacing w:after="120"/>
-      </w:pPr>
-      <w:r>
-        <w:rPr>
-          <w:b/>
-          <w:bCs/>
-        </w:rPr>
-        <w:t xml:space="preserve">Answer Key (Teacher)</w:t>
-      </w:r>
-    </w:p>
-    <w:p>
-      <w:pPr>
-        <w:spacing w:after="40" w:before="0"/>
-      </w:pPr>
-      <w:r>
-        <w:rPr>
-          <w:b/>
-          <w:bCs/>
-        </w:rPr>
-        <w:t xml:space="preserve">1. C. 8 square feet</w:t>
-      </w:r>
-    </w:p>
-    <w:p>
-      <w:pPr>
-        <w:spacing w:after="20" w:before="0"/>
-      </w:pPr>
-      <w:r>
-        <w:t xml:space="preserve">     Area of a rectangle is length × width: 4 × 2 = 8 square feet.</w:t>
-      </w:r>
-    </w:p>
-    <w:p>
-      <w:pPr>
-        <w:spacing w:after="80" w:before="0"/>
-      </w:pPr>
-      <w:r>
-        <w:rPr>
-          <w:i/>
-          <w:iCs/>
-        </w:rPr>
-        <w:t xml:space="preserve">     Watch for: Believing math only 'counts' when it happens in a classroom — and walking past the calculating, measuring, and projecting inside jobs, hobbies, and chores every day.</w:t>
-      </w:r>
-    </w:p>
-    <w:p>
-      <w:pPr>
-        <w:spacing w:after="40" w:before="0"/>
-      </w:pPr>
-      <w:r>
-        <w:rPr>
-          <w:b/>
-          <w:bCs/>
-        </w:rPr>
-        <w:t xml:space="preserve">2. C. 8 cubic feet</w:t>
-      </w:r>
-    </w:p>
-    <w:p>
-      <w:pPr>
-        <w:spacing w:after="20" w:before="0"/>
-      </w:pPr>
-      <w:r>
-        <w:t xml:space="preserve">     Volume is length × width × depth: 4 × 2 × 1 = 8 cubic feet of soil.</w:t>
-      </w:r>
-    </w:p>
-    <w:p>
-      <w:pPr>
-        <w:spacing w:after="80" w:before="0"/>
-      </w:pPr>
-      <w:r>
-        <w:rPr>
-          <w:i/>
-          <w:iCs/>
-        </w:rPr>
-        <w:t xml:space="preserve">     Watch for: Believing math only 'counts' when it happens in a classroom — and walking past the calculating, measuring, and projecting inside jobs, hobbies, and chores every day.</w:t>
-      </w:r>
-    </w:p>
-    <w:p>
-      <w:pPr>
-        <w:spacing w:after="40" w:before="0"/>
-      </w:pPr>
-      <w:r>
-        <w:rPr>
-          <w:b/>
-          <w:bCs/>
-        </w:rPr>
-        <w:t xml:space="preserve">3. D. Choosing the color of the restaurant's walls</w:t>
-      </w:r>
-    </w:p>
-    <w:p>
-      <w:pPr>
-        <w:spacing w:after="20" w:before="0"/>
-      </w:pPr>
-      <w:r>
-        <w:t xml:space="preserve">     Price points, portion sizes, and food projections are all menu-planning math. Wall color is a design choice, not a menu calculation.</w:t>
-      </w:r>
-    </w:p>
-    <w:p>
-      <w:pPr>
-        <w:spacing w:after="80" w:before="0"/>
-      </w:pPr>
-      <w:r>
-        <w:rPr>
-          <w:i/>
-          <w:iCs/>
-        </w:rPr>
-        <w:t xml:space="preserve">     Watch for: Believing math only 'counts' when it happens in a classroom — and walking past the calculating, measuring, and projecting inside jobs, hobbies, and chores every day.</w:t>
-      </w:r>
-    </w:p>
-    <w:p>
-      <w:pPr>
-        <w:spacing w:after="40" w:before="0"/>
-      </w:pPr>
-      <w:r>
-        <w:rPr>
-          <w:b/>
-          <w:bCs/>
-        </w:rPr>
-        <w:t xml:space="preserve">4. Open response — answers will vary.</w:t>
-      </w:r>
-    </w:p>
-    <w:p>
-      <w:pPr>
-        <w:spacing w:after="40" w:before="0"/>
-      </w:pPr>
-      <w:r>
-        <w:rPr>
-          <w:b/>
-          <w:bCs/>
-        </w:rPr>
-        <w:t xml:space="preserve">5. D. 2,920 gallons</w:t>
-      </w:r>
-    </w:p>
-    <w:p>
-      <w:pPr>
-        <w:spacing w:after="20" w:before="0"/>
-      </w:pPr>
-      <w:r>
-        <w:t xml:space="preserve">     8 gallons a day × 365 days = 2,920 gallons in a year.</w:t>
-      </w:r>
-    </w:p>
-    <w:p>
-      <w:pPr>
-        <w:spacing w:after="80" w:before="0"/>
-      </w:pPr>
-      <w:r>
-        <w:rPr>
-          <w:i/>
-          <w:iCs/>
-        </w:rPr>
-        <w:t xml:space="preserve">     Watch for: Believing math only 'counts' when it happens in a classroom — and walking past the calculating, measuring, and projecting inside jobs, hobbies, and chores every day.</w:t>
-      </w:r>
-    </w:p>
-    <w:p>
-      <w:pPr>
-        <w:spacing w:after="40" w:before="0"/>
-      </w:pPr>
-      <w:r>
-        <w:rPr>
-          <w:b/>
-          <w:bCs/>
-        </w:rPr>
-        <w:t xml:space="preserve">6. D. 8,760 gallons</w:t>
-      </w:r>
-    </w:p>
-    <w:p>
-      <w:pPr>
-        <w:spacing w:after="20" w:before="0"/>
-      </w:pPr>
-      <w:r>
-        <w:t xml:space="preserve">     2,920 gallons per person × 3 people = 8,760 gallons a year.</w:t>
-      </w:r>
-    </w:p>
-    <w:p>
-      <w:pPr>
-        <w:spacing w:after="80" w:before="0"/>
-      </w:pPr>
-      <w:r>
-        <w:rPr>
-          <w:i/>
-          <w:iCs/>
-        </w:rPr>
-        <w:t xml:space="preserve">     Watch for: Believing math only 'counts' when it happens in a classroom — and walking past the calculating, measuring, and projecting inside jobs, hobbies, and chores every day.</w:t>
-      </w:r>
-    </w:p>
-    <w:p>
-      <w:pPr>
-        <w:spacing w:after="40" w:before="0"/>
-      </w:pPr>
-      <w:r>
-        <w:rPr>
-          <w:b/>
-          <w:bCs/>
-        </w:rPr>
-        <w:t xml:space="preserve">7. B. 2,920 gallons</w:t>
-      </w:r>
-    </w:p>
-    <w:p>
-      <w:pPr>
-        <w:spacing w:after="20" w:before="0"/>
-      </w:pPr>
-      <w:r>
-        <w:t xml:space="preserve">     5 people save 5 × 2,920 = 14,600 gallons and 4 people save 4 × 2,920 = 11,680 gallons. The difference is 14,600 − 11,680 = 2,920 gallons — exactly one more person's savings.</w:t>
-      </w:r>
-    </w:p>
-    <w:p>
-      <w:pPr>
-        <w:spacing w:after="80" w:before="0"/>
-      </w:pPr>
-      <w:r>
-        <w:rPr>
-          <w:i/>
-          <w:iCs/>
-        </w:rPr>
-        <w:t xml:space="preserve">     Watch for: Believing math only 'counts' when it happens in a classroom — and walking past the calculating, measuring, and projecting inside jobs, hobbies, and chores every day.</w:t>
-      </w:r>
-    </w:p>
-    <w:p>
-      <w:pPr>
-        <w:spacing w:after="40" w:before="0"/>
-      </w:pPr>
-      <w:r>
-        <w:rPr>
-          <w:b/>
-          <w:bCs/>
-        </w:rPr>
-        <w:t xml:space="preserve">8. Open response — answers will vary.</w:t>
-      </w:r>
-    </w:p>
-    <w:p>
-      <w:pPr>
-        <w:spacing w:after="40" w:before="0"/>
-      </w:pPr>
-      <w:r>
-        <w:rPr>
-          <w:b/>
-          <w:bCs/>
-        </w:rPr>
-        <w:t xml:space="preserve">9. Fix our table's thinking</w:t>
-      </w:r>
-    </w:p>
-    <w:p>
-      <w:pPr>
-        <w:spacing w:after="20" w:before="0"/>
-      </w:pPr>
-      <w:r>
-        <w:t xml:space="preserve">     The mistake is in Step 2.</w:t>
-      </w:r>
-    </w:p>
-    <w:p>
-      <w:pPr>
-        <w:spacing w:after="20" w:before="0"/>
-      </w:pPr>
-      <w:r>
-        <w:t xml:space="preserve">     Correct work: The correct answer is Choosing the color of the restaurant's walls. Price points, portion sizes, and food projections are all menu-planning math. Wall color is a design choice, not a menu calculation.</w:t>
-      </w:r>
-    </w:p>
     <w:sectPr>
       <w:pgSz w:w="11906" w:h="16838" w:orient="portrait"/>
       <w:pgMar w:top="720" w:right="900" w:bottom="720" w:left="900" w:header="708" w:footer="708" w:gutter="0"/>
